--- a/docs/index.docx
+++ b/docs/index.docx
@@ -7,7 +7,7 @@
         <w:pStyle w:val="Title"/>
       </w:pPr>
       <w:r>
-        <w:t xml:space="preserve">Title</w:t>
+        <w:t xml:space="preserve">Checklist de espécies do rio Jaguaribe/CE</w:t>
       </w:r>
     </w:p>
     <w:p>
